--- a/05_交付物/通俗细分版_2026-08-07/02_文档表格演示文稿与办公自动化/00_大分类总览.docx
+++ b/05_交付物/通俗细分版_2026-08-07/02_文档表格演示文稿与办公自动化/00_大分类总览.docx
@@ -35,7 +35,7 @@
           <w:b/>
           <w:i w:val="0"/>
           <w:color w:val="203748"/>
-          <w:sz w:val="54"/>
+          <w:sz w:val="51"/>
         </w:rPr>
         <w:t>02 文档、表格、演示文稿与办公自动化</w:t>
       </w:r>
